--- a/Knowledge/3-Work knowledge/1-Software Engineering/1-Software Engineering Fundamentals/5-My Source/3-Network Topologies/2-Types of Network Topologies.docx
+++ b/Knowledge/3-Work knowledge/1-Software Engineering/1-Software Engineering Fundamentals/5-My Source/3-Network Topologies/2-Types of Network Topologies.docx
@@ -56,7 +56,7 @@
           <w:noProof/>
         </w:rPr>
         <w:drawing>
-          <wp:inline distT="114300" distB="114300" distL="114300" distR="114300" wp14:anchorId="6F3D5606" wp14:editId="1F1A158C">
+          <wp:inline distT="114300" distB="114300" distL="114300" distR="114300" wp14:anchorId="1E0EBA2A" wp14:editId="36088D5D">
             <wp:extent cx="5943600" cy="3390900"/>
             <wp:effectExtent l="0" t="0" r="0" b="0"/>
             <wp:docPr id="1" name="image1.png"/>
@@ -654,7 +654,6 @@
                 <w:bCs/>
                 <w:sz w:val="24"/>
               </w:rPr>
-              <w:lastRenderedPageBreak/>
               <w:t>Tree</w:t>
             </w:r>
           </w:p>
@@ -815,6 +814,7 @@
         </w:tc>
       </w:tr>
     </w:tbl>
+    <w:p/>
     <w:p/>
     <w:p/>
     <w:sectPr>
@@ -1227,7 +1227,7 @@
   <w:style w:type="paragraph" w:default="1" w:styleId="Normal">
     <w:name w:val="Normal"/>
     <w:qFormat/>
-    <w:rsid w:val="00E85393"/>
+    <w:rsid w:val="002825E3"/>
     <w:pPr>
       <w:spacing w:after="0" w:line="276" w:lineRule="auto"/>
     </w:pPr>
@@ -1247,7 +1247,7 @@
     <w:link w:val="Heading1Char"/>
     <w:uiPriority w:val="9"/>
     <w:qFormat/>
-    <w:rsid w:val="00CB055B"/>
+    <w:rsid w:val="002825E3"/>
     <w:pPr>
       <w:keepNext/>
       <w:keepLines/>
@@ -1273,7 +1273,7 @@
     <w:semiHidden/>
     <w:unhideWhenUsed/>
     <w:qFormat/>
-    <w:rsid w:val="00CB055B"/>
+    <w:rsid w:val="002825E3"/>
     <w:pPr>
       <w:keepNext/>
       <w:keepLines/>
@@ -1299,7 +1299,7 @@
     <w:semiHidden/>
     <w:unhideWhenUsed/>
     <w:qFormat/>
-    <w:rsid w:val="00CB055B"/>
+    <w:rsid w:val="002825E3"/>
     <w:pPr>
       <w:keepNext/>
       <w:keepLines/>
@@ -1325,7 +1325,7 @@
     <w:semiHidden/>
     <w:unhideWhenUsed/>
     <w:qFormat/>
-    <w:rsid w:val="00CB055B"/>
+    <w:rsid w:val="002825E3"/>
     <w:pPr>
       <w:keepNext/>
       <w:keepLines/>
@@ -1353,7 +1353,7 @@
     <w:semiHidden/>
     <w:unhideWhenUsed/>
     <w:qFormat/>
-    <w:rsid w:val="00CB055B"/>
+    <w:rsid w:val="002825E3"/>
     <w:pPr>
       <w:keepNext/>
       <w:keepLines/>
@@ -1379,7 +1379,7 @@
     <w:semiHidden/>
     <w:unhideWhenUsed/>
     <w:qFormat/>
-    <w:rsid w:val="00CB055B"/>
+    <w:rsid w:val="002825E3"/>
     <w:pPr>
       <w:keepNext/>
       <w:keepLines/>
@@ -1407,7 +1407,7 @@
     <w:semiHidden/>
     <w:unhideWhenUsed/>
     <w:qFormat/>
-    <w:rsid w:val="00CB055B"/>
+    <w:rsid w:val="002825E3"/>
     <w:pPr>
       <w:keepNext/>
       <w:keepLines/>
@@ -1433,7 +1433,7 @@
     <w:semiHidden/>
     <w:unhideWhenUsed/>
     <w:qFormat/>
-    <w:rsid w:val="00CB055B"/>
+    <w:rsid w:val="002825E3"/>
     <w:pPr>
       <w:keepNext/>
       <w:keepLines/>
@@ -1461,7 +1461,7 @@
     <w:semiHidden/>
     <w:unhideWhenUsed/>
     <w:qFormat/>
-    <w:rsid w:val="00CB055B"/>
+    <w:rsid w:val="002825E3"/>
     <w:pPr>
       <w:keepNext/>
       <w:keepLines/>
@@ -1510,7 +1510,7 @@
     <w:basedOn w:val="DefaultParagraphFont"/>
     <w:link w:val="Heading1"/>
     <w:uiPriority w:val="9"/>
-    <w:rsid w:val="00CB055B"/>
+    <w:rsid w:val="002825E3"/>
     <w:rPr>
       <w:rFonts w:asciiTheme="majorHAnsi" w:eastAsiaTheme="majorEastAsia" w:hAnsiTheme="majorHAnsi" w:cstheme="majorBidi"/>
       <w:color w:val="2F5496" w:themeColor="accent1" w:themeShade="BF"/>
@@ -1524,7 +1524,7 @@
     <w:link w:val="Heading2"/>
     <w:uiPriority w:val="9"/>
     <w:semiHidden/>
-    <w:rsid w:val="00CB055B"/>
+    <w:rsid w:val="002825E3"/>
     <w:rPr>
       <w:rFonts w:asciiTheme="majorHAnsi" w:eastAsiaTheme="majorEastAsia" w:hAnsiTheme="majorHAnsi" w:cstheme="majorBidi"/>
       <w:color w:val="2F5496" w:themeColor="accent1" w:themeShade="BF"/>
@@ -1538,7 +1538,7 @@
     <w:link w:val="Heading3"/>
     <w:uiPriority w:val="9"/>
     <w:semiHidden/>
-    <w:rsid w:val="00CB055B"/>
+    <w:rsid w:val="002825E3"/>
     <w:rPr>
       <w:rFonts w:eastAsiaTheme="majorEastAsia" w:cstheme="majorBidi"/>
       <w:color w:val="2F5496" w:themeColor="accent1" w:themeShade="BF"/>
@@ -1552,7 +1552,7 @@
     <w:link w:val="Heading4"/>
     <w:uiPriority w:val="9"/>
     <w:semiHidden/>
-    <w:rsid w:val="00CB055B"/>
+    <w:rsid w:val="002825E3"/>
     <w:rPr>
       <w:rFonts w:eastAsiaTheme="majorEastAsia" w:cstheme="majorBidi"/>
       <w:i/>
@@ -1566,7 +1566,7 @@
     <w:link w:val="Heading5"/>
     <w:uiPriority w:val="9"/>
     <w:semiHidden/>
-    <w:rsid w:val="00CB055B"/>
+    <w:rsid w:val="002825E3"/>
     <w:rPr>
       <w:rFonts w:eastAsiaTheme="majorEastAsia" w:cstheme="majorBidi"/>
       <w:color w:val="2F5496" w:themeColor="accent1" w:themeShade="BF"/>
@@ -1578,7 +1578,7 @@
     <w:link w:val="Heading6"/>
     <w:uiPriority w:val="9"/>
     <w:semiHidden/>
-    <w:rsid w:val="00CB055B"/>
+    <w:rsid w:val="002825E3"/>
     <w:rPr>
       <w:rFonts w:eastAsiaTheme="majorEastAsia" w:cstheme="majorBidi"/>
       <w:i/>
@@ -1592,7 +1592,7 @@
     <w:link w:val="Heading7"/>
     <w:uiPriority w:val="9"/>
     <w:semiHidden/>
-    <w:rsid w:val="00CB055B"/>
+    <w:rsid w:val="002825E3"/>
     <w:rPr>
       <w:rFonts w:eastAsiaTheme="majorEastAsia" w:cstheme="majorBidi"/>
       <w:color w:val="595959" w:themeColor="text1" w:themeTint="A6"/>
@@ -1604,7 +1604,7 @@
     <w:link w:val="Heading8"/>
     <w:uiPriority w:val="9"/>
     <w:semiHidden/>
-    <w:rsid w:val="00CB055B"/>
+    <w:rsid w:val="002825E3"/>
     <w:rPr>
       <w:rFonts w:eastAsiaTheme="majorEastAsia" w:cstheme="majorBidi"/>
       <w:i/>
@@ -1618,7 +1618,7 @@
     <w:link w:val="Heading9"/>
     <w:uiPriority w:val="9"/>
     <w:semiHidden/>
-    <w:rsid w:val="00CB055B"/>
+    <w:rsid w:val="002825E3"/>
     <w:rPr>
       <w:rFonts w:eastAsiaTheme="majorEastAsia" w:cstheme="majorBidi"/>
       <w:color w:val="272727" w:themeColor="text1" w:themeTint="D8"/>
@@ -1631,7 +1631,7 @@
     <w:link w:val="TitleChar"/>
     <w:uiPriority w:val="10"/>
     <w:qFormat/>
-    <w:rsid w:val="00CB055B"/>
+    <w:rsid w:val="002825E3"/>
     <w:pPr>
       <w:spacing w:after="80" w:line="240" w:lineRule="auto"/>
       <w:contextualSpacing/>
@@ -1651,7 +1651,7 @@
     <w:basedOn w:val="DefaultParagraphFont"/>
     <w:link w:val="Title"/>
     <w:uiPriority w:val="10"/>
-    <w:rsid w:val="00CB055B"/>
+    <w:rsid w:val="002825E3"/>
     <w:rPr>
       <w:rFonts w:asciiTheme="majorHAnsi" w:eastAsiaTheme="majorEastAsia" w:hAnsiTheme="majorHAnsi" w:cstheme="majorBidi"/>
       <w:spacing w:val="-10"/>
@@ -1667,7 +1667,7 @@
     <w:link w:val="SubtitleChar"/>
     <w:uiPriority w:val="11"/>
     <w:qFormat/>
-    <w:rsid w:val="00CB055B"/>
+    <w:rsid w:val="002825E3"/>
     <w:pPr>
       <w:numPr>
         <w:ilvl w:val="1"/>
@@ -1690,7 +1690,7 @@
     <w:basedOn w:val="DefaultParagraphFont"/>
     <w:link w:val="Subtitle"/>
     <w:uiPriority w:val="11"/>
-    <w:rsid w:val="00CB055B"/>
+    <w:rsid w:val="002825E3"/>
     <w:rPr>
       <w:rFonts w:eastAsiaTheme="majorEastAsia" w:cstheme="majorBidi"/>
       <w:color w:val="595959" w:themeColor="text1" w:themeTint="A6"/>
@@ -1706,7 +1706,7 @@
     <w:link w:val="QuoteChar"/>
     <w:uiPriority w:val="29"/>
     <w:qFormat/>
-    <w:rsid w:val="00CB055B"/>
+    <w:rsid w:val="002825E3"/>
     <w:pPr>
       <w:spacing w:before="160" w:after="160" w:line="278" w:lineRule="auto"/>
       <w:jc w:val="center"/>
@@ -1728,7 +1728,7 @@
     <w:basedOn w:val="DefaultParagraphFont"/>
     <w:link w:val="Quote"/>
     <w:uiPriority w:val="29"/>
-    <w:rsid w:val="00CB055B"/>
+    <w:rsid w:val="002825E3"/>
     <w:rPr>
       <w:i/>
       <w:iCs/>
@@ -1740,7 +1740,7 @@
     <w:basedOn w:val="Normal"/>
     <w:uiPriority w:val="34"/>
     <w:qFormat/>
-    <w:rsid w:val="00CB055B"/>
+    <w:rsid w:val="002825E3"/>
     <w:pPr>
       <w:spacing w:after="160" w:line="278" w:lineRule="auto"/>
       <w:ind w:left="720"/>
@@ -1760,7 +1760,7 @@
     <w:basedOn w:val="DefaultParagraphFont"/>
     <w:uiPriority w:val="21"/>
     <w:qFormat/>
-    <w:rsid w:val="00CB055B"/>
+    <w:rsid w:val="002825E3"/>
     <w:rPr>
       <w:i/>
       <w:iCs/>
@@ -1774,7 +1774,7 @@
     <w:link w:val="IntenseQuoteChar"/>
     <w:uiPriority w:val="30"/>
     <w:qFormat/>
-    <w:rsid w:val="00CB055B"/>
+    <w:rsid w:val="002825E3"/>
     <w:pPr>
       <w:pBdr>
         <w:top w:val="single" w:sz="4" w:space="10" w:color="2F5496" w:themeColor="accent1" w:themeShade="BF"/>
@@ -1801,7 +1801,7 @@
     <w:basedOn w:val="DefaultParagraphFont"/>
     <w:link w:val="IntenseQuote"/>
     <w:uiPriority w:val="30"/>
-    <w:rsid w:val="00CB055B"/>
+    <w:rsid w:val="002825E3"/>
     <w:rPr>
       <w:i/>
       <w:iCs/>
@@ -1813,7 +1813,7 @@
     <w:basedOn w:val="DefaultParagraphFont"/>
     <w:uiPriority w:val="32"/>
     <w:qFormat/>
-    <w:rsid w:val="00CB055B"/>
+    <w:rsid w:val="002825E3"/>
     <w:rPr>
       <w:b/>
       <w:bCs/>

--- a/Knowledge/3-Work knowledge/1-Software Engineering/1-Software Engineering Fundamentals/5-My Source/3-Network Topologies/2-Types of Network Topologies.docx
+++ b/Knowledge/3-Work knowledge/1-Software Engineering/1-Software Engineering Fundamentals/5-My Source/3-Network Topologies/2-Types of Network Topologies.docx
@@ -31,23 +31,1597 @@
       </w:pPr>
       <w:r>
         <w:rPr>
-          <w:b/>
-          <w:highlight w:val="darkGray"/>
-        </w:rPr>
-        <w:t># Source</w:t>
-      </w:r>
-      <w:r>
-        <w:rPr>
-          <w:highlight w:val="darkGray"/>
-        </w:rPr>
-        <w:t xml:space="preserve">: </w:t>
-      </w:r>
-      <w:r>
-        <w:rPr>
-          <w:b/>
-          <w:highlight w:val="darkGray"/>
-        </w:rPr>
-        <w:t>Chatgpt (GPT‑5 Mini) at [12/18/2025]</w:t>
+          <w:rFonts w:ascii="Arial" w:hAnsi="Arial" w:eastAsia="Arial" w:cs="Arial"/>
+          <w:b/>
+          <w:i w:val="0"/>
+          <w:color w:val="000000"/>
+          <w:sz w:val="18"/>
+          <w:highlight w:val="lightGray"/>
+        </w:rPr>
+        <w:t>#</w:t>
+      </w:r>
+      <w:r>
+        <w:rPr>
+          <w:rFonts w:ascii="Arial" w:hAnsi="Arial" w:eastAsia="Arial" w:cs="Arial"/>
+          <w:b/>
+          <w:i w:val="0"/>
+          <w:color w:val="000000"/>
+          <w:sz w:val="18"/>
+          <w:highlight w:val="lightGray"/>
+        </w:rPr>
+        <w:t xml:space="preserve"> </w:t>
+      </w:r>
+      <w:r>
+        <w:rPr>
+          <w:rFonts w:ascii="Arial" w:hAnsi="Arial" w:eastAsia="Arial" w:cs="Arial"/>
+          <w:b/>
+          <w:i w:val="0"/>
+          <w:color w:val="000000"/>
+          <w:sz w:val="18"/>
+          <w:highlight w:val="lightGray"/>
+        </w:rPr>
+        <w:t>S</w:t>
+      </w:r>
+      <w:r>
+        <w:rPr>
+          <w:rFonts w:ascii="Arial" w:hAnsi="Arial" w:eastAsia="Arial" w:cs="Arial"/>
+          <w:b/>
+          <w:i w:val="0"/>
+          <w:color w:val="000000"/>
+          <w:sz w:val="18"/>
+          <w:highlight w:val="lightGray"/>
+        </w:rPr>
+        <w:t>o</w:t>
+      </w:r>
+      <w:r>
+        <w:rPr>
+          <w:rFonts w:ascii="Arial" w:hAnsi="Arial" w:eastAsia="Arial" w:cs="Arial"/>
+          <w:b/>
+          <w:i w:val="0"/>
+          <w:color w:val="000000"/>
+          <w:sz w:val="18"/>
+          <w:highlight w:val="lightGray"/>
+        </w:rPr>
+        <w:t>u</w:t>
+      </w:r>
+      <w:r>
+        <w:rPr>
+          <w:rFonts w:ascii="Arial" w:hAnsi="Arial" w:eastAsia="Arial" w:cs="Arial"/>
+          <w:b/>
+          <w:i w:val="0"/>
+          <w:color w:val="000000"/>
+          <w:sz w:val="18"/>
+          <w:highlight w:val="lightGray"/>
+        </w:rPr>
+        <w:t>r</w:t>
+      </w:r>
+      <w:r>
+        <w:rPr>
+          <w:rFonts w:ascii="Arial" w:hAnsi="Arial" w:eastAsia="Arial" w:cs="Arial"/>
+          <w:b/>
+          <w:i w:val="0"/>
+          <w:color w:val="000000"/>
+          <w:sz w:val="18"/>
+          <w:highlight w:val="lightGray"/>
+        </w:rPr>
+        <w:t>c</w:t>
+      </w:r>
+      <w:r>
+        <w:rPr>
+          <w:rFonts w:ascii="Arial" w:hAnsi="Arial" w:eastAsia="Arial" w:cs="Arial"/>
+          <w:b/>
+          <w:i w:val="0"/>
+          <w:color w:val="000000"/>
+          <w:sz w:val="18"/>
+          <w:highlight w:val="lightGray"/>
+        </w:rPr>
+        <w:t>e</w:t>
+      </w:r>
+      <w:r>
+        <w:rPr>
+          <w:rFonts w:ascii="Arial" w:hAnsi="Arial" w:eastAsia="Arial" w:cs="Arial"/>
+          <w:b/>
+          <w:i w:val="0"/>
+          <w:color w:val="000000"/>
+          <w:sz w:val="18"/>
+          <w:highlight w:val="lightGray"/>
+        </w:rPr>
+        <w:t>:</w:t>
+      </w:r>
+      <w:r>
+        <w:rPr>
+          <w:rFonts w:ascii="Arial" w:hAnsi="Arial" w:eastAsia="Arial" w:cs="Arial"/>
+          <w:b/>
+          <w:i w:val="0"/>
+          <w:color w:val="000000"/>
+          <w:sz w:val="18"/>
+          <w:highlight w:val="lightGray"/>
+        </w:rPr>
+        <w:t xml:space="preserve"> </w:t>
+      </w:r>
+      <w:r>
+        <w:rPr>
+          <w:rFonts w:ascii="Arial" w:hAnsi="Arial" w:eastAsia="Arial" w:cs="Arial"/>
+          <w:b/>
+          <w:i w:val="0"/>
+          <w:color w:val="000000"/>
+          <w:sz w:val="18"/>
+          <w:highlight w:val="lightGray"/>
+        </w:rPr>
+        <w:t>A</w:t>
+      </w:r>
+      <w:r>
+        <w:rPr>
+          <w:rFonts w:ascii="Arial" w:hAnsi="Arial" w:eastAsia="Arial" w:cs="Arial"/>
+          <w:b/>
+          <w:i w:val="0"/>
+          <w:color w:val="000000"/>
+          <w:sz w:val="18"/>
+          <w:highlight w:val="lightGray"/>
+        </w:rPr>
+        <w:t>I</w:t>
+      </w:r>
+      <w:r>
+        <w:rPr>
+          <w:rFonts w:ascii="Arial" w:hAnsi="Arial" w:eastAsia="Arial" w:cs="Arial"/>
+          <w:b/>
+          <w:i w:val="0"/>
+          <w:color w:val="000000"/>
+          <w:sz w:val="18"/>
+          <w:highlight w:val="lightGray"/>
+        </w:rPr>
+        <w:t xml:space="preserve"> </w:t>
+      </w:r>
+      <w:r>
+        <w:rPr>
+          <w:rFonts w:ascii="Arial" w:hAnsi="Arial" w:eastAsia="Arial" w:cs="Arial"/>
+          <w:b/>
+          <w:i w:val="0"/>
+          <w:color w:val="000000"/>
+          <w:sz w:val="18"/>
+          <w:highlight w:val="lightGray"/>
+        </w:rPr>
+        <w:t>S</w:t>
+      </w:r>
+      <w:r>
+        <w:rPr>
+          <w:rFonts w:ascii="Arial" w:hAnsi="Arial" w:eastAsia="Arial" w:cs="Arial"/>
+          <w:b/>
+          <w:i w:val="0"/>
+          <w:color w:val="000000"/>
+          <w:sz w:val="18"/>
+          <w:highlight w:val="lightGray"/>
+        </w:rPr>
+        <w:t>o</w:t>
+      </w:r>
+      <w:r>
+        <w:rPr>
+          <w:rFonts w:ascii="Arial" w:hAnsi="Arial" w:eastAsia="Arial" w:cs="Arial"/>
+          <w:b/>
+          <w:i w:val="0"/>
+          <w:color w:val="000000"/>
+          <w:sz w:val="18"/>
+          <w:highlight w:val="lightGray"/>
+        </w:rPr>
+        <w:t>u</w:t>
+      </w:r>
+      <w:r>
+        <w:rPr>
+          <w:rFonts w:ascii="Arial" w:hAnsi="Arial" w:eastAsia="Arial" w:cs="Arial"/>
+          <w:b/>
+          <w:i w:val="0"/>
+          <w:color w:val="000000"/>
+          <w:sz w:val="18"/>
+          <w:highlight w:val="lightGray"/>
+        </w:rPr>
+        <w:t>r</w:t>
+      </w:r>
+      <w:r>
+        <w:rPr>
+          <w:rFonts w:ascii="Arial" w:hAnsi="Arial" w:eastAsia="Arial" w:cs="Arial"/>
+          <w:b/>
+          <w:i w:val="0"/>
+          <w:color w:val="000000"/>
+          <w:sz w:val="18"/>
+          <w:highlight w:val="lightGray"/>
+        </w:rPr>
+        <w:t>c</w:t>
+      </w:r>
+      <w:r>
+        <w:rPr>
+          <w:rFonts w:ascii="Arial" w:hAnsi="Arial" w:eastAsia="Arial" w:cs="Arial"/>
+          <w:b/>
+          <w:i w:val="0"/>
+          <w:color w:val="000000"/>
+          <w:sz w:val="18"/>
+          <w:highlight w:val="lightGray"/>
+        </w:rPr>
+        <w:t>e</w:t>
+      </w:r>
+      <w:r>
+        <w:rPr>
+          <w:rFonts w:ascii="Arial" w:hAnsi="Arial" w:eastAsia="Arial" w:cs="Arial"/>
+          <w:b/>
+          <w:i w:val="0"/>
+          <w:color w:val="000000"/>
+          <w:sz w:val="18"/>
+          <w:highlight w:val="lightGray"/>
+        </w:rPr>
+        <w:t>:</w:t>
+      </w:r>
+      <w:r>
+        <w:rPr>
+          <w:rFonts w:ascii="Arial" w:hAnsi="Arial" w:eastAsia="Arial" w:cs="Arial"/>
+          <w:b/>
+          <w:i w:val="0"/>
+          <w:color w:val="000000"/>
+          <w:sz w:val="18"/>
+          <w:highlight w:val="lightGray"/>
+        </w:rPr>
+        <w:t xml:space="preserve"> </w:t>
+      </w:r>
+      <w:r>
+        <w:rPr>
+          <w:rFonts w:ascii="Arial" w:hAnsi="Arial" w:eastAsia="Arial" w:cs="Arial"/>
+          <w:b/>
+          <w:i w:val="0"/>
+          <w:color w:val="000000"/>
+          <w:sz w:val="18"/>
+          <w:highlight w:val="lightGray"/>
+        </w:rPr>
+        <w:t>P</w:t>
+      </w:r>
+      <w:r>
+        <w:rPr>
+          <w:rFonts w:ascii="Arial" w:hAnsi="Arial" w:eastAsia="Arial" w:cs="Arial"/>
+          <w:b/>
+          <w:i w:val="0"/>
+          <w:color w:val="000000"/>
+          <w:sz w:val="18"/>
+          <w:highlight w:val="lightGray"/>
+        </w:rPr>
+        <w:t>r</w:t>
+      </w:r>
+      <w:r>
+        <w:rPr>
+          <w:rFonts w:ascii="Arial" w:hAnsi="Arial" w:eastAsia="Arial" w:cs="Arial"/>
+          <w:b/>
+          <w:i w:val="0"/>
+          <w:color w:val="000000"/>
+          <w:sz w:val="18"/>
+          <w:highlight w:val="lightGray"/>
+        </w:rPr>
+        <w:t>o</w:t>
+      </w:r>
+      <w:r>
+        <w:rPr>
+          <w:rFonts w:ascii="Arial" w:hAnsi="Arial" w:eastAsia="Arial" w:cs="Arial"/>
+          <w:b/>
+          <w:i w:val="0"/>
+          <w:color w:val="000000"/>
+          <w:sz w:val="18"/>
+          <w:highlight w:val="lightGray"/>
+        </w:rPr>
+        <w:t>v</w:t>
+      </w:r>
+      <w:r>
+        <w:rPr>
+          <w:rFonts w:ascii="Arial" w:hAnsi="Arial" w:eastAsia="Arial" w:cs="Arial"/>
+          <w:b/>
+          <w:i w:val="0"/>
+          <w:color w:val="000000"/>
+          <w:sz w:val="18"/>
+          <w:highlight w:val="lightGray"/>
+        </w:rPr>
+        <w:t>i</w:t>
+      </w:r>
+      <w:r>
+        <w:rPr>
+          <w:rFonts w:ascii="Arial" w:hAnsi="Arial" w:eastAsia="Arial" w:cs="Arial"/>
+          <w:b/>
+          <w:i w:val="0"/>
+          <w:color w:val="000000"/>
+          <w:sz w:val="18"/>
+          <w:highlight w:val="lightGray"/>
+        </w:rPr>
+        <w:t>d</w:t>
+      </w:r>
+      <w:r>
+        <w:rPr>
+          <w:rFonts w:ascii="Arial" w:hAnsi="Arial" w:eastAsia="Arial" w:cs="Arial"/>
+          <w:b/>
+          <w:i w:val="0"/>
+          <w:color w:val="000000"/>
+          <w:sz w:val="18"/>
+          <w:highlight w:val="lightGray"/>
+        </w:rPr>
+        <w:t>e</w:t>
+      </w:r>
+      <w:r>
+        <w:rPr>
+          <w:rFonts w:ascii="Arial" w:hAnsi="Arial" w:eastAsia="Arial" w:cs="Arial"/>
+          <w:b/>
+          <w:i w:val="0"/>
+          <w:color w:val="000000"/>
+          <w:sz w:val="18"/>
+          <w:highlight w:val="lightGray"/>
+        </w:rPr>
+        <w:t>d</w:t>
+      </w:r>
+      <w:r>
+        <w:rPr>
+          <w:rFonts w:ascii="Arial" w:hAnsi="Arial" w:eastAsia="Arial" w:cs="Arial"/>
+          <w:b/>
+          <w:i w:val="0"/>
+          <w:color w:val="000000"/>
+          <w:sz w:val="18"/>
+          <w:highlight w:val="lightGray"/>
+        </w:rPr>
+        <w:t xml:space="preserve"> </w:t>
+      </w:r>
+      <w:r>
+        <w:rPr>
+          <w:rFonts w:ascii="Arial" w:hAnsi="Arial" w:eastAsia="Arial" w:cs="Arial"/>
+          <w:b/>
+          <w:i w:val="0"/>
+          <w:color w:val="000000"/>
+          <w:sz w:val="18"/>
+          <w:highlight w:val="lightGray"/>
+        </w:rPr>
+        <w:t>b</w:t>
+      </w:r>
+      <w:r>
+        <w:rPr>
+          <w:rFonts w:ascii="Arial" w:hAnsi="Arial" w:eastAsia="Arial" w:cs="Arial"/>
+          <w:b/>
+          <w:i w:val="0"/>
+          <w:color w:val="000000"/>
+          <w:sz w:val="18"/>
+          <w:highlight w:val="lightGray"/>
+        </w:rPr>
+        <w:t>y</w:t>
+      </w:r>
+      <w:r>
+        <w:rPr>
+          <w:rFonts w:ascii="Arial" w:hAnsi="Arial" w:eastAsia="Arial" w:cs="Arial"/>
+          <w:b/>
+          <w:i w:val="0"/>
+          <w:color w:val="000000"/>
+          <w:sz w:val="18"/>
+          <w:highlight w:val="lightGray"/>
+        </w:rPr>
+        <w:t>:</w:t>
+      </w:r>
+      <w:r>
+        <w:rPr>
+          <w:rFonts w:ascii="Arial" w:hAnsi="Arial" w:eastAsia="Arial" w:cs="Arial"/>
+          <w:b/>
+          <w:i w:val="0"/>
+          <w:color w:val="000000"/>
+          <w:sz w:val="18"/>
+          <w:highlight w:val="lightGray"/>
+        </w:rPr>
+        <w:t xml:space="preserve"> </w:t>
+      </w:r>
+      <w:r>
+        <w:rPr>
+          <w:rFonts w:ascii="Arial" w:hAnsi="Arial" w:eastAsia="Arial" w:cs="Arial"/>
+          <w:b/>
+          <w:i w:val="0"/>
+          <w:color w:val="000000"/>
+          <w:sz w:val="18"/>
+          <w:highlight w:val="lightGray"/>
+        </w:rPr>
+        <w:t>[</w:t>
+      </w:r>
+      <w:r>
+        <w:rPr>
+          <w:rFonts w:ascii="Arial" w:hAnsi="Arial" w:eastAsia="Arial" w:cs="Arial"/>
+          <w:b/>
+          <w:i w:val="0"/>
+          <w:color w:val="000000"/>
+          <w:sz w:val="18"/>
+          <w:highlight w:val="lightGray"/>
+        </w:rPr>
+        <w:t>D</w:t>
+      </w:r>
+      <w:r>
+        <w:rPr>
+          <w:rFonts w:ascii="Arial" w:hAnsi="Arial" w:eastAsia="Arial" w:cs="Arial"/>
+          <w:b/>
+          <w:i w:val="0"/>
+          <w:color w:val="000000"/>
+          <w:sz w:val="18"/>
+          <w:highlight w:val="lightGray"/>
+        </w:rPr>
+        <w:t>a</w:t>
+      </w:r>
+      <w:r>
+        <w:rPr>
+          <w:rFonts w:ascii="Arial" w:hAnsi="Arial" w:eastAsia="Arial" w:cs="Arial"/>
+          <w:b/>
+          <w:i w:val="0"/>
+          <w:color w:val="000000"/>
+          <w:sz w:val="18"/>
+          <w:highlight w:val="lightGray"/>
+        </w:rPr>
+        <w:t>t</w:t>
+      </w:r>
+      <w:r>
+        <w:rPr>
+          <w:rFonts w:ascii="Arial" w:hAnsi="Arial" w:eastAsia="Arial" w:cs="Arial"/>
+          <w:b/>
+          <w:i w:val="0"/>
+          <w:color w:val="000000"/>
+          <w:sz w:val="18"/>
+          <w:highlight w:val="lightGray"/>
+        </w:rPr>
+        <w:t>a</w:t>
+      </w:r>
+      <w:r>
+        <w:rPr>
+          <w:rFonts w:ascii="Arial" w:hAnsi="Arial" w:eastAsia="Arial" w:cs="Arial"/>
+          <w:b/>
+          <w:i w:val="0"/>
+          <w:color w:val="000000"/>
+          <w:sz w:val="18"/>
+          <w:highlight w:val="lightGray"/>
+        </w:rPr>
+        <w:t xml:space="preserve"> </w:t>
+      </w:r>
+      <w:r>
+        <w:rPr>
+          <w:rFonts w:ascii="Arial" w:hAnsi="Arial" w:eastAsia="Arial" w:cs="Arial"/>
+          <w:b/>
+          <w:i w:val="0"/>
+          <w:color w:val="000000"/>
+          <w:sz w:val="18"/>
+          <w:highlight w:val="lightGray"/>
+        </w:rPr>
+        <w:t>P</w:t>
+      </w:r>
+      <w:r>
+        <w:rPr>
+          <w:rFonts w:ascii="Arial" w:hAnsi="Arial" w:eastAsia="Arial" w:cs="Arial"/>
+          <w:b/>
+          <w:i w:val="0"/>
+          <w:color w:val="000000"/>
+          <w:sz w:val="18"/>
+          <w:highlight w:val="lightGray"/>
+        </w:rPr>
+        <w:t>a</w:t>
+      </w:r>
+      <w:r>
+        <w:rPr>
+          <w:rFonts w:ascii="Arial" w:hAnsi="Arial" w:eastAsia="Arial" w:cs="Arial"/>
+          <w:b/>
+          <w:i w:val="0"/>
+          <w:color w:val="000000"/>
+          <w:sz w:val="18"/>
+          <w:highlight w:val="lightGray"/>
+        </w:rPr>
+        <w:t>t</w:t>
+      </w:r>
+      <w:r>
+        <w:rPr>
+          <w:rFonts w:ascii="Arial" w:hAnsi="Arial" w:eastAsia="Arial" w:cs="Arial"/>
+          <w:b/>
+          <w:i w:val="0"/>
+          <w:color w:val="000000"/>
+          <w:sz w:val="18"/>
+          <w:highlight w:val="lightGray"/>
+        </w:rPr>
+        <w:t>h</w:t>
+      </w:r>
+      <w:r>
+        <w:rPr>
+          <w:rFonts w:ascii="Arial" w:hAnsi="Arial" w:eastAsia="Arial" w:cs="Arial"/>
+          <w:b w:val="0"/>
+          <w:i w:val="0"/>
+          <w:color w:val="000000"/>
+          <w:sz w:val="18"/>
+          <w:highlight w:val="lightGray"/>
+        </w:rPr>
+        <w:t>:</w:t>
+      </w:r>
+      <w:r>
+        <w:rPr>
+          <w:rFonts w:ascii="Arial" w:hAnsi="Arial" w:eastAsia="Arial" w:cs="Arial"/>
+          <w:b w:val="0"/>
+          <w:i w:val="0"/>
+          <w:color w:val="000000"/>
+          <w:sz w:val="18"/>
+          <w:highlight w:val="lightGray"/>
+        </w:rPr>
+        <w:t xml:space="preserve"> </w:t>
+      </w:r>
+      <w:r>
+        <w:rPr>
+          <w:rFonts w:ascii="Arial" w:hAnsi="Arial" w:eastAsia="Arial" w:cs="Arial"/>
+          <w:b w:val="0"/>
+          <w:i w:val="0"/>
+          <w:color w:val="000000"/>
+          <w:sz w:val="18"/>
+          <w:highlight w:val="lightGray"/>
+        </w:rPr>
+        <w:t>P</w:t>
+      </w:r>
+      <w:r>
+        <w:rPr>
+          <w:rFonts w:ascii="Arial" w:hAnsi="Arial" w:eastAsia="Arial" w:cs="Arial"/>
+          <w:b w:val="0"/>
+          <w:i w:val="0"/>
+          <w:color w:val="000000"/>
+          <w:sz w:val="18"/>
+          <w:highlight w:val="lightGray"/>
+        </w:rPr>
+        <w:t>e</w:t>
+      </w:r>
+      <w:r>
+        <w:rPr>
+          <w:rFonts w:ascii="Arial" w:hAnsi="Arial" w:eastAsia="Arial" w:cs="Arial"/>
+          <w:b w:val="0"/>
+          <w:i w:val="0"/>
+          <w:color w:val="000000"/>
+          <w:sz w:val="18"/>
+          <w:highlight w:val="lightGray"/>
+        </w:rPr>
+        <w:t>r</w:t>
+      </w:r>
+      <w:r>
+        <w:rPr>
+          <w:rFonts w:ascii="Arial" w:hAnsi="Arial" w:eastAsia="Arial" w:cs="Arial"/>
+          <w:b w:val="0"/>
+          <w:i w:val="0"/>
+          <w:color w:val="000000"/>
+          <w:sz w:val="18"/>
+          <w:highlight w:val="lightGray"/>
+        </w:rPr>
+        <w:t>s</w:t>
+      </w:r>
+      <w:r>
+        <w:rPr>
+          <w:rFonts w:ascii="Arial" w:hAnsi="Arial" w:eastAsia="Arial" w:cs="Arial"/>
+          <w:b w:val="0"/>
+          <w:i w:val="0"/>
+          <w:color w:val="000000"/>
+          <w:sz w:val="18"/>
+          <w:highlight w:val="lightGray"/>
+        </w:rPr>
+        <w:t>o</w:t>
+      </w:r>
+      <w:r>
+        <w:rPr>
+          <w:rFonts w:ascii="Arial" w:hAnsi="Arial" w:eastAsia="Arial" w:cs="Arial"/>
+          <w:b w:val="0"/>
+          <w:i w:val="0"/>
+          <w:color w:val="000000"/>
+          <w:sz w:val="18"/>
+          <w:highlight w:val="lightGray"/>
+        </w:rPr>
+        <w:t>n</w:t>
+      </w:r>
+      <w:r>
+        <w:rPr>
+          <w:rFonts w:ascii="Arial" w:hAnsi="Arial" w:eastAsia="Arial" w:cs="Arial"/>
+          <w:b w:val="0"/>
+          <w:i w:val="0"/>
+          <w:color w:val="000000"/>
+          <w:sz w:val="18"/>
+          <w:highlight w:val="lightGray"/>
+        </w:rPr>
+        <w:t>s</w:t>
+      </w:r>
+      <w:r>
+        <w:rPr>
+          <w:rFonts w:ascii="Arial" w:hAnsi="Arial" w:eastAsia="Arial" w:cs="Arial"/>
+          <w:b w:val="0"/>
+          <w:i w:val="0"/>
+          <w:color w:val="000000"/>
+          <w:sz w:val="18"/>
+          <w:highlight w:val="lightGray"/>
+        </w:rPr>
+        <w:t xml:space="preserve"> </w:t>
+      </w:r>
+      <w:r>
+        <w:rPr>
+          <w:rFonts w:ascii="Arial" w:hAnsi="Arial" w:eastAsia="Arial" w:cs="Arial"/>
+          <w:b w:val="0"/>
+          <w:i w:val="0"/>
+          <w:color w:val="000000"/>
+          <w:sz w:val="18"/>
+          <w:highlight w:val="lightGray"/>
+        </w:rPr>
+        <w:t>T</w:t>
+      </w:r>
+      <w:r>
+        <w:rPr>
+          <w:rFonts w:ascii="Arial" w:hAnsi="Arial" w:eastAsia="Arial" w:cs="Arial"/>
+          <w:b w:val="0"/>
+          <w:i w:val="0"/>
+          <w:color w:val="000000"/>
+          <w:sz w:val="18"/>
+          <w:highlight w:val="lightGray"/>
+        </w:rPr>
+        <w:t>a</w:t>
+      </w:r>
+      <w:r>
+        <w:rPr>
+          <w:rFonts w:ascii="Arial" w:hAnsi="Arial" w:eastAsia="Arial" w:cs="Arial"/>
+          <w:b w:val="0"/>
+          <w:i w:val="0"/>
+          <w:color w:val="000000"/>
+          <w:sz w:val="18"/>
+          <w:highlight w:val="lightGray"/>
+        </w:rPr>
+        <w:t>b</w:t>
+      </w:r>
+      <w:r>
+        <w:rPr>
+          <w:rFonts w:ascii="Arial" w:hAnsi="Arial" w:eastAsia="Arial" w:cs="Arial"/>
+          <w:b w:val="0"/>
+          <w:i w:val="0"/>
+          <w:color w:val="000000"/>
+          <w:sz w:val="18"/>
+          <w:highlight w:val="lightGray"/>
+        </w:rPr>
+        <w:t>l</w:t>
+      </w:r>
+      <w:r>
+        <w:rPr>
+          <w:rFonts w:ascii="Arial" w:hAnsi="Arial" w:eastAsia="Arial" w:cs="Arial"/>
+          <w:b w:val="0"/>
+          <w:i w:val="0"/>
+          <w:color w:val="000000"/>
+          <w:sz w:val="18"/>
+          <w:highlight w:val="lightGray"/>
+        </w:rPr>
+        <w:t>e</w:t>
+      </w:r>
+      <w:r>
+        <w:rPr>
+          <w:rFonts w:ascii="Arial" w:hAnsi="Arial" w:eastAsia="Arial" w:cs="Arial"/>
+          <w:b w:val="0"/>
+          <w:i w:val="0"/>
+          <w:color w:val="000000"/>
+          <w:sz w:val="18"/>
+          <w:highlight w:val="lightGray"/>
+        </w:rPr>
+        <w:t xml:space="preserve"> </w:t>
+      </w:r>
+      <w:r>
+        <w:rPr>
+          <w:rFonts w:ascii="Arial" w:hAnsi="Arial" w:eastAsia="Arial" w:cs="Arial"/>
+          <w:b w:val="0"/>
+          <w:i w:val="0"/>
+          <w:color w:val="000000"/>
+          <w:sz w:val="18"/>
+          <w:highlight w:val="lightGray"/>
+        </w:rPr>
+        <w:t>-</w:t>
+      </w:r>
+      <w:r>
+        <w:rPr>
+          <w:rFonts w:ascii="Arial" w:hAnsi="Arial" w:eastAsia="Arial" w:cs="Arial"/>
+          <w:b w:val="0"/>
+          <w:i w:val="0"/>
+          <w:color w:val="000000"/>
+          <w:sz w:val="18"/>
+          <w:highlight w:val="lightGray"/>
+        </w:rPr>
+        <w:t>&gt;</w:t>
+      </w:r>
+      <w:r>
+        <w:rPr>
+          <w:rFonts w:ascii="Arial" w:hAnsi="Arial" w:eastAsia="Arial" w:cs="Arial"/>
+          <w:b w:val="0"/>
+          <w:i w:val="0"/>
+          <w:color w:val="000000"/>
+          <w:sz w:val="18"/>
+          <w:highlight w:val="lightGray"/>
+        </w:rPr>
+        <w:t xml:space="preserve"> </w:t>
+      </w:r>
+      <w:r>
+        <w:rPr>
+          <w:rFonts w:ascii="Arial" w:hAnsi="Arial" w:eastAsia="Arial" w:cs="Arial"/>
+          <w:b w:val="0"/>
+          <w:i w:val="0"/>
+          <w:color w:val="000000"/>
+          <w:sz w:val="18"/>
+          <w:highlight w:val="lightGray"/>
+        </w:rPr>
+        <w:t>I</w:t>
+      </w:r>
+      <w:r>
+        <w:rPr>
+          <w:rFonts w:ascii="Arial" w:hAnsi="Arial" w:eastAsia="Arial" w:cs="Arial"/>
+          <w:b w:val="0"/>
+          <w:i w:val="0"/>
+          <w:color w:val="000000"/>
+          <w:sz w:val="18"/>
+          <w:highlight w:val="lightGray"/>
+        </w:rPr>
+        <w:t>D</w:t>
+      </w:r>
+      <w:r>
+        <w:rPr>
+          <w:rFonts w:ascii="Arial" w:hAnsi="Arial" w:eastAsia="Arial" w:cs="Arial"/>
+          <w:b w:val="0"/>
+          <w:i w:val="0"/>
+          <w:color w:val="000000"/>
+          <w:sz w:val="18"/>
+          <w:highlight w:val="lightGray"/>
+        </w:rPr>
+        <w:t xml:space="preserve"> </w:t>
+      </w:r>
+      <w:r>
+        <w:rPr>
+          <w:rFonts w:ascii="Arial" w:hAnsi="Arial" w:eastAsia="Arial" w:cs="Arial"/>
+          <w:b w:val="0"/>
+          <w:i w:val="0"/>
+          <w:color w:val="000000"/>
+          <w:sz w:val="18"/>
+          <w:highlight w:val="lightGray"/>
+        </w:rPr>
+        <w:t>C</w:t>
+      </w:r>
+      <w:r>
+        <w:rPr>
+          <w:rFonts w:ascii="Arial" w:hAnsi="Arial" w:eastAsia="Arial" w:cs="Arial"/>
+          <w:b w:val="0"/>
+          <w:i w:val="0"/>
+          <w:color w:val="000000"/>
+          <w:sz w:val="18"/>
+          <w:highlight w:val="lightGray"/>
+        </w:rPr>
+        <w:t>o</w:t>
+      </w:r>
+      <w:r>
+        <w:rPr>
+          <w:rFonts w:ascii="Arial" w:hAnsi="Arial" w:eastAsia="Arial" w:cs="Arial"/>
+          <w:b w:val="0"/>
+          <w:i w:val="0"/>
+          <w:color w:val="000000"/>
+          <w:sz w:val="18"/>
+          <w:highlight w:val="lightGray"/>
+        </w:rPr>
+        <w:t>l</w:t>
+      </w:r>
+      <w:r>
+        <w:rPr>
+          <w:rFonts w:ascii="Arial" w:hAnsi="Arial" w:eastAsia="Arial" w:cs="Arial"/>
+          <w:b w:val="0"/>
+          <w:i w:val="0"/>
+          <w:color w:val="000000"/>
+          <w:sz w:val="18"/>
+          <w:highlight w:val="lightGray"/>
+        </w:rPr>
+        <w:t>u</w:t>
+      </w:r>
+      <w:r>
+        <w:rPr>
+          <w:rFonts w:ascii="Arial" w:hAnsi="Arial" w:eastAsia="Arial" w:cs="Arial"/>
+          <w:b w:val="0"/>
+          <w:i w:val="0"/>
+          <w:color w:val="000000"/>
+          <w:sz w:val="18"/>
+          <w:highlight w:val="lightGray"/>
+        </w:rPr>
+        <w:t>m</w:t>
+      </w:r>
+      <w:r>
+        <w:rPr>
+          <w:rFonts w:ascii="Arial" w:hAnsi="Arial" w:eastAsia="Arial" w:cs="Arial"/>
+          <w:b w:val="0"/>
+          <w:i w:val="0"/>
+          <w:color w:val="000000"/>
+          <w:sz w:val="18"/>
+          <w:highlight w:val="lightGray"/>
+        </w:rPr>
+        <w:t>n</w:t>
+      </w:r>
+      <w:r>
+        <w:rPr>
+          <w:rFonts w:ascii="Arial" w:hAnsi="Arial" w:eastAsia="Arial" w:cs="Arial"/>
+          <w:b w:val="0"/>
+          <w:i w:val="0"/>
+          <w:color w:val="000000"/>
+          <w:sz w:val="18"/>
+          <w:highlight w:val="lightGray"/>
+        </w:rPr>
+        <w:t>:</w:t>
+      </w:r>
+      <w:r>
+        <w:rPr>
+          <w:rFonts w:ascii="Arial" w:hAnsi="Arial" w:eastAsia="Arial" w:cs="Arial"/>
+          <w:b w:val="0"/>
+          <w:i w:val="0"/>
+          <w:color w:val="000000"/>
+          <w:sz w:val="18"/>
+          <w:highlight w:val="lightGray"/>
+        </w:rPr>
+        <w:t xml:space="preserve"> </w:t>
+      </w:r>
+      <w:r>
+        <w:rPr>
+          <w:rFonts w:ascii="Arial" w:hAnsi="Arial" w:eastAsia="Arial" w:cs="Arial"/>
+          <w:b w:val="0"/>
+          <w:i w:val="0"/>
+          <w:color w:val="000000"/>
+          <w:sz w:val="18"/>
+          <w:highlight w:val="lightGray"/>
+        </w:rPr>
+        <w:t>1</w:t>
+      </w:r>
+      <w:r>
+        <w:rPr>
+          <w:rFonts w:ascii="Arial" w:hAnsi="Arial" w:eastAsia="Arial" w:cs="Arial"/>
+          <w:b w:val="0"/>
+          <w:i w:val="0"/>
+          <w:color w:val="000000"/>
+          <w:sz w:val="18"/>
+          <w:highlight w:val="lightGray"/>
+        </w:rPr>
+        <w:t>,</w:t>
+      </w:r>
+      <w:r>
+        <w:rPr>
+          <w:rFonts w:ascii="Arial" w:hAnsi="Arial" w:eastAsia="Arial" w:cs="Arial"/>
+          <w:b w:val="0"/>
+          <w:i w:val="0"/>
+          <w:color w:val="000000"/>
+          <w:sz w:val="18"/>
+          <w:highlight w:val="lightGray"/>
+        </w:rPr>
+        <w:t xml:space="preserve"> </w:t>
+      </w:r>
+      <w:r>
+        <w:rPr>
+          <w:rFonts w:ascii="Arial" w:hAnsi="Arial" w:eastAsia="Arial" w:cs="Arial"/>
+          <w:b w:val="0"/>
+          <w:i w:val="0"/>
+          <w:color w:val="000000"/>
+          <w:sz w:val="18"/>
+          <w:highlight w:val="lightGray"/>
+        </w:rPr>
+        <w:t>N</w:t>
+      </w:r>
+      <w:r>
+        <w:rPr>
+          <w:rFonts w:ascii="Arial" w:hAnsi="Arial" w:eastAsia="Arial" w:cs="Arial"/>
+          <w:b w:val="0"/>
+          <w:i w:val="0"/>
+          <w:color w:val="000000"/>
+          <w:sz w:val="18"/>
+          <w:highlight w:val="lightGray"/>
+        </w:rPr>
+        <w:t>a</w:t>
+      </w:r>
+      <w:r>
+        <w:rPr>
+          <w:rFonts w:ascii="Arial" w:hAnsi="Arial" w:eastAsia="Arial" w:cs="Arial"/>
+          <w:b w:val="0"/>
+          <w:i w:val="0"/>
+          <w:color w:val="000000"/>
+          <w:sz w:val="18"/>
+          <w:highlight w:val="lightGray"/>
+        </w:rPr>
+        <w:t>m</w:t>
+      </w:r>
+      <w:r>
+        <w:rPr>
+          <w:rFonts w:ascii="Arial" w:hAnsi="Arial" w:eastAsia="Arial" w:cs="Arial"/>
+          <w:b w:val="0"/>
+          <w:i w:val="0"/>
+          <w:color w:val="000000"/>
+          <w:sz w:val="18"/>
+          <w:highlight w:val="lightGray"/>
+        </w:rPr>
+        <w:t>e</w:t>
+      </w:r>
+      <w:r>
+        <w:rPr>
+          <w:rFonts w:ascii="Arial" w:hAnsi="Arial" w:eastAsia="Arial" w:cs="Arial"/>
+          <w:b w:val="0"/>
+          <w:i w:val="0"/>
+          <w:color w:val="000000"/>
+          <w:sz w:val="18"/>
+          <w:highlight w:val="lightGray"/>
+        </w:rPr>
+        <w:t>_</w:t>
+      </w:r>
+      <w:r>
+        <w:rPr>
+          <w:rFonts w:ascii="Arial" w:hAnsi="Arial" w:eastAsia="Arial" w:cs="Arial"/>
+          <w:b w:val="0"/>
+          <w:i w:val="0"/>
+          <w:color w:val="000000"/>
+          <w:sz w:val="18"/>
+          <w:highlight w:val="lightGray"/>
+        </w:rPr>
+        <w:t>E</w:t>
+      </w:r>
+      <w:r>
+        <w:rPr>
+          <w:rFonts w:ascii="Arial" w:hAnsi="Arial" w:eastAsia="Arial" w:cs="Arial"/>
+          <w:b w:val="0"/>
+          <w:i w:val="0"/>
+          <w:color w:val="000000"/>
+          <w:sz w:val="18"/>
+          <w:highlight w:val="lightGray"/>
+        </w:rPr>
+        <w:t>n</w:t>
+      </w:r>
+      <w:r>
+        <w:rPr>
+          <w:rFonts w:ascii="Arial" w:hAnsi="Arial" w:eastAsia="Arial" w:cs="Arial"/>
+          <w:b w:val="0"/>
+          <w:i w:val="0"/>
+          <w:color w:val="000000"/>
+          <w:sz w:val="18"/>
+          <w:highlight w:val="lightGray"/>
+        </w:rPr>
+        <w:t xml:space="preserve"> </w:t>
+      </w:r>
+      <w:r>
+        <w:rPr>
+          <w:rFonts w:ascii="Arial" w:hAnsi="Arial" w:eastAsia="Arial" w:cs="Arial"/>
+          <w:b w:val="0"/>
+          <w:i w:val="0"/>
+          <w:color w:val="000000"/>
+          <w:sz w:val="18"/>
+          <w:highlight w:val="lightGray"/>
+        </w:rPr>
+        <w:t>C</w:t>
+      </w:r>
+      <w:r>
+        <w:rPr>
+          <w:rFonts w:ascii="Arial" w:hAnsi="Arial" w:eastAsia="Arial" w:cs="Arial"/>
+          <w:b w:val="0"/>
+          <w:i w:val="0"/>
+          <w:color w:val="000000"/>
+          <w:sz w:val="18"/>
+          <w:highlight w:val="lightGray"/>
+        </w:rPr>
+        <w:t>o</w:t>
+      </w:r>
+      <w:r>
+        <w:rPr>
+          <w:rFonts w:ascii="Arial" w:hAnsi="Arial" w:eastAsia="Arial" w:cs="Arial"/>
+          <w:b w:val="0"/>
+          <w:i w:val="0"/>
+          <w:color w:val="000000"/>
+          <w:sz w:val="18"/>
+          <w:highlight w:val="lightGray"/>
+        </w:rPr>
+        <w:t>l</w:t>
+      </w:r>
+      <w:r>
+        <w:rPr>
+          <w:rFonts w:ascii="Arial" w:hAnsi="Arial" w:eastAsia="Arial" w:cs="Arial"/>
+          <w:b w:val="0"/>
+          <w:i w:val="0"/>
+          <w:color w:val="000000"/>
+          <w:sz w:val="18"/>
+          <w:highlight w:val="lightGray"/>
+        </w:rPr>
+        <w:t>u</w:t>
+      </w:r>
+      <w:r>
+        <w:rPr>
+          <w:rFonts w:ascii="Arial" w:hAnsi="Arial" w:eastAsia="Arial" w:cs="Arial"/>
+          <w:b w:val="0"/>
+          <w:i w:val="0"/>
+          <w:color w:val="000000"/>
+          <w:sz w:val="18"/>
+          <w:highlight w:val="lightGray"/>
+        </w:rPr>
+        <w:t>m</w:t>
+      </w:r>
+      <w:r>
+        <w:rPr>
+          <w:rFonts w:ascii="Arial" w:hAnsi="Arial" w:eastAsia="Arial" w:cs="Arial"/>
+          <w:b w:val="0"/>
+          <w:i w:val="0"/>
+          <w:color w:val="000000"/>
+          <w:sz w:val="18"/>
+          <w:highlight w:val="lightGray"/>
+        </w:rPr>
+        <w:t>n</w:t>
+      </w:r>
+      <w:r>
+        <w:rPr>
+          <w:rFonts w:ascii="Arial" w:hAnsi="Arial" w:eastAsia="Arial" w:cs="Arial"/>
+          <w:b w:val="0"/>
+          <w:i w:val="0"/>
+          <w:color w:val="000000"/>
+          <w:sz w:val="18"/>
+          <w:highlight w:val="lightGray"/>
+        </w:rPr>
+        <w:t>:</w:t>
+      </w:r>
+      <w:r>
+        <w:rPr>
+          <w:rFonts w:ascii="Arial" w:hAnsi="Arial" w:eastAsia="Arial" w:cs="Arial"/>
+          <w:b w:val="0"/>
+          <w:i w:val="0"/>
+          <w:color w:val="000000"/>
+          <w:sz w:val="18"/>
+          <w:highlight w:val="lightGray"/>
+        </w:rPr>
+        <w:t xml:space="preserve"> </w:t>
+      </w:r>
+      <w:r>
+        <w:rPr>
+          <w:rFonts w:ascii="Arial" w:hAnsi="Arial" w:eastAsia="Arial" w:cs="Arial"/>
+          <w:b w:val="0"/>
+          <w:i w:val="0"/>
+          <w:color w:val="000000"/>
+          <w:sz w:val="18"/>
+          <w:highlight w:val="lightGray"/>
+        </w:rPr>
+        <w:t>M</w:t>
+      </w:r>
+      <w:r>
+        <w:rPr>
+          <w:rFonts w:ascii="Arial" w:hAnsi="Arial" w:eastAsia="Arial" w:cs="Arial"/>
+          <w:b w:val="0"/>
+          <w:i w:val="0"/>
+          <w:color w:val="000000"/>
+          <w:sz w:val="18"/>
+          <w:highlight w:val="lightGray"/>
+        </w:rPr>
+        <w:t>o</w:t>
+      </w:r>
+      <w:r>
+        <w:rPr>
+          <w:rFonts w:ascii="Arial" w:hAnsi="Arial" w:eastAsia="Arial" w:cs="Arial"/>
+          <w:b w:val="0"/>
+          <w:i w:val="0"/>
+          <w:color w:val="000000"/>
+          <w:sz w:val="18"/>
+          <w:highlight w:val="lightGray"/>
+        </w:rPr>
+        <w:t>t</w:t>
+      </w:r>
+      <w:r>
+        <w:rPr>
+          <w:rFonts w:ascii="Arial" w:hAnsi="Arial" w:eastAsia="Arial" w:cs="Arial"/>
+          <w:b w:val="0"/>
+          <w:i w:val="0"/>
+          <w:color w:val="000000"/>
+          <w:sz w:val="18"/>
+          <w:highlight w:val="lightGray"/>
+        </w:rPr>
+        <w:t>a</w:t>
+      </w:r>
+      <w:r>
+        <w:rPr>
+          <w:rFonts w:ascii="Arial" w:hAnsi="Arial" w:eastAsia="Arial" w:cs="Arial"/>
+          <w:b w:val="0"/>
+          <w:i w:val="0"/>
+          <w:color w:val="000000"/>
+          <w:sz w:val="18"/>
+          <w:highlight w:val="lightGray"/>
+        </w:rPr>
+        <w:t>s</w:t>
+      </w:r>
+      <w:r>
+        <w:rPr>
+          <w:rFonts w:ascii="Arial" w:hAnsi="Arial" w:eastAsia="Arial" w:cs="Arial"/>
+          <w:b w:val="0"/>
+          <w:i w:val="0"/>
+          <w:color w:val="000000"/>
+          <w:sz w:val="18"/>
+          <w:highlight w:val="lightGray"/>
+        </w:rPr>
+        <w:t>e</w:t>
+      </w:r>
+      <w:r>
+        <w:rPr>
+          <w:rFonts w:ascii="Arial" w:hAnsi="Arial" w:eastAsia="Arial" w:cs="Arial"/>
+          <w:b w:val="0"/>
+          <w:i w:val="0"/>
+          <w:color w:val="000000"/>
+          <w:sz w:val="18"/>
+          <w:highlight w:val="lightGray"/>
+        </w:rPr>
+        <w:t>m</w:t>
+      </w:r>
+      <w:r>
+        <w:rPr>
+          <w:rFonts w:ascii="Arial" w:hAnsi="Arial" w:eastAsia="Arial" w:cs="Arial"/>
+          <w:b w:val="0"/>
+          <w:i w:val="0"/>
+          <w:color w:val="000000"/>
+          <w:sz w:val="18"/>
+          <w:highlight w:val="lightGray"/>
+        </w:rPr>
+        <w:t xml:space="preserve"> </w:t>
+      </w:r>
+      <w:r>
+        <w:rPr>
+          <w:rFonts w:ascii="Arial" w:hAnsi="Arial" w:eastAsia="Arial" w:cs="Arial"/>
+          <w:b w:val="0"/>
+          <w:i w:val="0"/>
+          <w:color w:val="000000"/>
+          <w:sz w:val="18"/>
+          <w:highlight w:val="lightGray"/>
+        </w:rPr>
+        <w:t>E</w:t>
+      </w:r>
+      <w:r>
+        <w:rPr>
+          <w:rFonts w:ascii="Arial" w:hAnsi="Arial" w:eastAsia="Arial" w:cs="Arial"/>
+          <w:b w:val="0"/>
+          <w:i w:val="0"/>
+          <w:color w:val="000000"/>
+          <w:sz w:val="18"/>
+          <w:highlight w:val="lightGray"/>
+        </w:rPr>
+        <w:t>s</w:t>
+      </w:r>
+      <w:r>
+        <w:rPr>
+          <w:rFonts w:ascii="Arial" w:hAnsi="Arial" w:eastAsia="Arial" w:cs="Arial"/>
+          <w:b w:val="0"/>
+          <w:i w:val="0"/>
+          <w:color w:val="000000"/>
+          <w:sz w:val="18"/>
+          <w:highlight w:val="lightGray"/>
+        </w:rPr>
+        <w:t>s</w:t>
+      </w:r>
+      <w:r>
+        <w:rPr>
+          <w:rFonts w:ascii="Arial" w:hAnsi="Arial" w:eastAsia="Arial" w:cs="Arial"/>
+          <w:b w:val="0"/>
+          <w:i w:val="0"/>
+          <w:color w:val="000000"/>
+          <w:sz w:val="18"/>
+          <w:highlight w:val="lightGray"/>
+        </w:rPr>
+        <w:t>a</w:t>
+      </w:r>
+      <w:r>
+        <w:rPr>
+          <w:rFonts w:ascii="Arial" w:hAnsi="Arial" w:eastAsia="Arial" w:cs="Arial"/>
+          <w:b w:val="0"/>
+          <w:i w:val="0"/>
+          <w:color w:val="000000"/>
+          <w:sz w:val="18"/>
+          <w:highlight w:val="lightGray"/>
+        </w:rPr>
+        <w:t>m</w:t>
+      </w:r>
+      <w:r>
+        <w:rPr>
+          <w:rFonts w:ascii="Arial" w:hAnsi="Arial" w:eastAsia="Arial" w:cs="Arial"/>
+          <w:b w:val="0"/>
+          <w:i w:val="0"/>
+          <w:color w:val="000000"/>
+          <w:sz w:val="18"/>
+          <w:highlight w:val="lightGray"/>
+        </w:rPr>
+        <w:t>]</w:t>
+      </w:r>
+      <w:r>
+        <w:rPr>
+          <w:rFonts w:ascii="Arial" w:hAnsi="Arial" w:eastAsia="Arial" w:cs="Arial"/>
+          <w:b w:val="0"/>
+          <w:i w:val="0"/>
+          <w:color w:val="000000"/>
+          <w:sz w:val="18"/>
+          <w:highlight w:val="lightGray"/>
+        </w:rPr>
+        <w:t xml:space="preserve"> </w:t>
+      </w:r>
+      <w:r>
+        <w:rPr>
+          <w:rFonts w:ascii="Arial" w:hAnsi="Arial" w:eastAsia="Arial" w:cs="Arial"/>
+          <w:b w:val="0"/>
+          <w:i w:val="0"/>
+          <w:color w:val="000000"/>
+          <w:sz w:val="18"/>
+          <w:highlight w:val="lightGray"/>
+        </w:rPr>
+        <w:t>-</w:t>
+      </w:r>
+      <w:r>
+        <w:rPr>
+          <w:rFonts w:ascii="Arial" w:hAnsi="Arial" w:eastAsia="Arial" w:cs="Arial"/>
+          <w:b w:val="0"/>
+          <w:i w:val="0"/>
+          <w:color w:val="000000"/>
+          <w:sz w:val="18"/>
+          <w:highlight w:val="lightGray"/>
+        </w:rPr>
+        <w:t>&gt;</w:t>
+      </w:r>
+      <w:r>
+        <w:rPr>
+          <w:rFonts w:ascii="Arial" w:hAnsi="Arial" w:eastAsia="Arial" w:cs="Arial"/>
+          <w:b w:val="0"/>
+          <w:i w:val="0"/>
+          <w:color w:val="000000"/>
+          <w:sz w:val="18"/>
+          <w:highlight w:val="lightGray"/>
+        </w:rPr>
+        <w:t xml:space="preserve"> </w:t>
+      </w:r>
+      <w:r>
+        <w:rPr>
+          <w:rFonts w:ascii="Arial" w:hAnsi="Arial" w:eastAsia="Arial" w:cs="Arial"/>
+          <w:b/>
+          <w:i w:val="0"/>
+          <w:color w:val="000000"/>
+          <w:sz w:val="18"/>
+          <w:highlight w:val="lightGray"/>
+        </w:rPr>
+        <w:t>F</w:t>
+      </w:r>
+      <w:r>
+        <w:rPr>
+          <w:rFonts w:ascii="Arial" w:hAnsi="Arial" w:eastAsia="Arial" w:cs="Arial"/>
+          <w:b/>
+          <w:i w:val="0"/>
+          <w:color w:val="000000"/>
+          <w:sz w:val="18"/>
+          <w:highlight w:val="lightGray"/>
+        </w:rPr>
+        <w:t>r</w:t>
+      </w:r>
+      <w:r>
+        <w:rPr>
+          <w:rFonts w:ascii="Arial" w:hAnsi="Arial" w:eastAsia="Arial" w:cs="Arial"/>
+          <w:b/>
+          <w:i w:val="0"/>
+          <w:color w:val="000000"/>
+          <w:sz w:val="18"/>
+          <w:highlight w:val="lightGray"/>
+        </w:rPr>
+        <w:t>o</w:t>
+      </w:r>
+      <w:r>
+        <w:rPr>
+          <w:rFonts w:ascii="Arial" w:hAnsi="Arial" w:eastAsia="Arial" w:cs="Arial"/>
+          <w:b/>
+          <w:i w:val="0"/>
+          <w:color w:val="000000"/>
+          <w:sz w:val="18"/>
+          <w:highlight w:val="lightGray"/>
+        </w:rPr>
+        <w:t>m</w:t>
+      </w:r>
+      <w:r>
+        <w:rPr>
+          <w:rFonts w:ascii="Arial" w:hAnsi="Arial" w:eastAsia="Arial" w:cs="Arial"/>
+          <w:b/>
+          <w:i w:val="0"/>
+          <w:color w:val="000000"/>
+          <w:sz w:val="18"/>
+          <w:highlight w:val="lightGray"/>
+        </w:rPr>
+        <w:t>:</w:t>
+      </w:r>
+      <w:r>
+        <w:rPr>
+          <w:rFonts w:ascii="Arial" w:hAnsi="Arial" w:eastAsia="Arial" w:cs="Arial"/>
+          <w:b w:val="0"/>
+          <w:i w:val="0"/>
+          <w:color w:val="000000"/>
+          <w:sz w:val="18"/>
+          <w:highlight w:val="lightGray"/>
+        </w:rPr>
+        <w:t xml:space="preserve"> </w:t>
+      </w:r>
+      <w:r>
+        <w:rPr>
+          <w:rFonts w:ascii="Arial" w:hAnsi="Arial" w:eastAsia="Arial" w:cs="Arial"/>
+          <w:b w:val="0"/>
+          <w:i w:val="0"/>
+          <w:color w:val="000000"/>
+          <w:sz w:val="18"/>
+          <w:highlight w:val="lightGray"/>
+        </w:rPr>
+        <w:t>[</w:t>
+      </w:r>
+      <w:r>
+        <w:rPr>
+          <w:rFonts w:ascii="Arial" w:hAnsi="Arial" w:eastAsia="Arial" w:cs="Arial"/>
+          <w:b w:val="0"/>
+          <w:i w:val="0"/>
+          <w:color w:val="000000"/>
+          <w:sz w:val="18"/>
+          <w:highlight w:val="lightGray"/>
+        </w:rPr>
+        <w:t>C</w:t>
+      </w:r>
+      <w:r>
+        <w:rPr>
+          <w:rFonts w:ascii="Arial" w:hAnsi="Arial" w:eastAsia="Arial" w:cs="Arial"/>
+          <w:b w:val="0"/>
+          <w:i w:val="0"/>
+          <w:color w:val="000000"/>
+          <w:sz w:val="18"/>
+          <w:highlight w:val="lightGray"/>
+        </w:rPr>
+        <w:t>h</w:t>
+      </w:r>
+      <w:r>
+        <w:rPr>
+          <w:rFonts w:ascii="Arial" w:hAnsi="Arial" w:eastAsia="Arial" w:cs="Arial"/>
+          <w:b w:val="0"/>
+          <w:i w:val="0"/>
+          <w:color w:val="000000"/>
+          <w:sz w:val="18"/>
+          <w:highlight w:val="lightGray"/>
+        </w:rPr>
+        <w:t>a</w:t>
+      </w:r>
+      <w:r>
+        <w:rPr>
+          <w:rFonts w:ascii="Arial" w:hAnsi="Arial" w:eastAsia="Arial" w:cs="Arial"/>
+          <w:b w:val="0"/>
+          <w:i w:val="0"/>
+          <w:color w:val="000000"/>
+          <w:sz w:val="18"/>
+          <w:highlight w:val="lightGray"/>
+        </w:rPr>
+        <w:t>t</w:t>
+      </w:r>
+      <w:r>
+        <w:rPr>
+          <w:rFonts w:ascii="Arial" w:hAnsi="Arial" w:eastAsia="Arial" w:cs="Arial"/>
+          <w:b w:val="0"/>
+          <w:i w:val="0"/>
+          <w:color w:val="000000"/>
+          <w:sz w:val="18"/>
+          <w:highlight w:val="lightGray"/>
+        </w:rPr>
+        <w:t>g</w:t>
+      </w:r>
+      <w:r>
+        <w:rPr>
+          <w:rFonts w:ascii="Arial" w:hAnsi="Arial" w:eastAsia="Arial" w:cs="Arial"/>
+          <w:b w:val="0"/>
+          <w:i w:val="0"/>
+          <w:color w:val="000000"/>
+          <w:sz w:val="18"/>
+          <w:highlight w:val="lightGray"/>
+        </w:rPr>
+        <w:t>p</w:t>
+      </w:r>
+      <w:r>
+        <w:rPr>
+          <w:rFonts w:ascii="Arial" w:hAnsi="Arial" w:eastAsia="Arial" w:cs="Arial"/>
+          <w:b w:val="0"/>
+          <w:i w:val="0"/>
+          <w:color w:val="000000"/>
+          <w:sz w:val="18"/>
+          <w:highlight w:val="lightGray"/>
+        </w:rPr>
+        <w:t>t</w:t>
+      </w:r>
+      <w:r>
+        <w:rPr>
+          <w:rFonts w:ascii="Arial" w:hAnsi="Arial" w:eastAsia="Arial" w:cs="Arial"/>
+          <w:b w:val="0"/>
+          <w:i w:val="0"/>
+          <w:color w:val="000000"/>
+          <w:sz w:val="18"/>
+          <w:highlight w:val="lightGray"/>
+        </w:rPr>
+        <w:t xml:space="preserve"> </w:t>
+      </w:r>
+      <w:r>
+        <w:rPr>
+          <w:rFonts w:ascii="Arial" w:hAnsi="Arial" w:eastAsia="Arial" w:cs="Arial"/>
+          <w:b w:val="0"/>
+          <w:i w:val="0"/>
+          <w:color w:val="000000"/>
+          <w:sz w:val="18"/>
+          <w:highlight w:val="lightGray"/>
+        </w:rPr>
+        <w:t>(</w:t>
+      </w:r>
+      <w:r>
+        <w:rPr>
+          <w:rFonts w:ascii="Arial" w:hAnsi="Arial" w:eastAsia="Arial" w:cs="Arial"/>
+          <w:b w:val="0"/>
+          <w:i w:val="0"/>
+          <w:color w:val="000000"/>
+          <w:sz w:val="18"/>
+          <w:highlight w:val="lightGray"/>
+        </w:rPr>
+        <w:t>G</w:t>
+      </w:r>
+      <w:r>
+        <w:rPr>
+          <w:rFonts w:ascii="Arial" w:hAnsi="Arial" w:eastAsia="Arial" w:cs="Arial"/>
+          <w:b w:val="0"/>
+          <w:i w:val="0"/>
+          <w:color w:val="000000"/>
+          <w:sz w:val="18"/>
+          <w:highlight w:val="lightGray"/>
+        </w:rPr>
+        <w:t>P</w:t>
+      </w:r>
+      <w:r>
+        <w:rPr>
+          <w:rFonts w:ascii="Arial" w:hAnsi="Arial" w:eastAsia="Arial" w:cs="Arial"/>
+          <w:b w:val="0"/>
+          <w:i w:val="0"/>
+          <w:color w:val="000000"/>
+          <w:sz w:val="18"/>
+          <w:highlight w:val="lightGray"/>
+        </w:rPr>
+        <w:t>T</w:t>
+      </w:r>
+      <w:r>
+        <w:rPr>
+          <w:rFonts w:ascii="Arial" w:hAnsi="Arial" w:eastAsia="Arial" w:cs="Arial"/>
+          <w:b w:val="0"/>
+          <w:i w:val="0"/>
+          <w:color w:val="000000"/>
+          <w:sz w:val="18"/>
+          <w:highlight w:val="lightGray"/>
+        </w:rPr>
+        <w:t>‑</w:t>
+      </w:r>
+      <w:r>
+        <w:rPr>
+          <w:rFonts w:ascii="Arial" w:hAnsi="Arial" w:eastAsia="Arial" w:cs="Arial"/>
+          <w:b w:val="0"/>
+          <w:i w:val="0"/>
+          <w:color w:val="000000"/>
+          <w:sz w:val="18"/>
+          <w:highlight w:val="lightGray"/>
+        </w:rPr>
+        <w:t>5</w:t>
+      </w:r>
+      <w:r>
+        <w:rPr>
+          <w:rFonts w:ascii="Arial" w:hAnsi="Arial" w:eastAsia="Arial" w:cs="Arial"/>
+          <w:b w:val="0"/>
+          <w:i w:val="0"/>
+          <w:color w:val="000000"/>
+          <w:sz w:val="18"/>
+          <w:highlight w:val="lightGray"/>
+        </w:rPr>
+        <w:t xml:space="preserve"> </w:t>
+      </w:r>
+      <w:r>
+        <w:rPr>
+          <w:rFonts w:ascii="Arial" w:hAnsi="Arial" w:eastAsia="Arial" w:cs="Arial"/>
+          <w:b w:val="0"/>
+          <w:i w:val="0"/>
+          <w:color w:val="000000"/>
+          <w:sz w:val="18"/>
+          <w:highlight w:val="lightGray"/>
+        </w:rPr>
+        <w:t>M</w:t>
+      </w:r>
+      <w:r>
+        <w:rPr>
+          <w:rFonts w:ascii="Arial" w:hAnsi="Arial" w:eastAsia="Arial" w:cs="Arial"/>
+          <w:b w:val="0"/>
+          <w:i w:val="0"/>
+          <w:color w:val="000000"/>
+          <w:sz w:val="18"/>
+          <w:highlight w:val="lightGray"/>
+        </w:rPr>
+        <w:t>i</w:t>
+      </w:r>
+      <w:r>
+        <w:rPr>
+          <w:rFonts w:ascii="Arial" w:hAnsi="Arial" w:eastAsia="Arial" w:cs="Arial"/>
+          <w:b w:val="0"/>
+          <w:i w:val="0"/>
+          <w:color w:val="000000"/>
+          <w:sz w:val="18"/>
+          <w:highlight w:val="lightGray"/>
+        </w:rPr>
+        <w:t>n</w:t>
+      </w:r>
+      <w:r>
+        <w:rPr>
+          <w:rFonts w:ascii="Arial" w:hAnsi="Arial" w:eastAsia="Arial" w:cs="Arial"/>
+          <w:b w:val="0"/>
+          <w:i w:val="0"/>
+          <w:color w:val="000000"/>
+          <w:sz w:val="18"/>
+          <w:highlight w:val="lightGray"/>
+        </w:rPr>
+        <w:t>i</w:t>
+      </w:r>
+      <w:r>
+        <w:rPr>
+          <w:rFonts w:ascii="Arial" w:hAnsi="Arial" w:eastAsia="Arial" w:cs="Arial"/>
+          <w:b w:val="0"/>
+          <w:i w:val="0"/>
+          <w:color w:val="000000"/>
+          <w:sz w:val="18"/>
+          <w:highlight w:val="lightGray"/>
+        </w:rPr>
+        <w:t>)</w:t>
+      </w:r>
+      <w:r>
+        <w:rPr>
+          <w:rFonts w:ascii="Arial" w:hAnsi="Arial" w:eastAsia="Arial" w:cs="Arial"/>
+          <w:b w:val="0"/>
+          <w:i w:val="0"/>
+          <w:color w:val="000000"/>
+          <w:sz w:val="18"/>
+          <w:highlight w:val="lightGray"/>
+        </w:rPr>
+        <w:t>]</w:t>
+      </w:r>
+      <w:r>
+        <w:rPr>
+          <w:rFonts w:ascii="Arial" w:hAnsi="Arial" w:eastAsia="Arial" w:cs="Arial"/>
+          <w:b w:val="0"/>
+          <w:i w:val="0"/>
+          <w:color w:val="000000"/>
+          <w:sz w:val="18"/>
+          <w:highlight w:val="lightGray"/>
+        </w:rPr>
+        <w:t xml:space="preserve"> </w:t>
+      </w:r>
+      <w:r>
+        <w:rPr>
+          <w:rFonts w:ascii="Arial" w:hAnsi="Arial" w:eastAsia="Arial" w:cs="Arial"/>
+          <w:b/>
+          <w:i w:val="0"/>
+          <w:color w:val="000000"/>
+          <w:sz w:val="18"/>
+          <w:highlight w:val="lightGray"/>
+        </w:rPr>
+        <w:t>o</w:t>
+      </w:r>
+      <w:r>
+        <w:rPr>
+          <w:rFonts w:ascii="Arial" w:hAnsi="Arial" w:eastAsia="Arial" w:cs="Arial"/>
+          <w:b/>
+          <w:i w:val="0"/>
+          <w:color w:val="000000"/>
+          <w:sz w:val="18"/>
+          <w:highlight w:val="lightGray"/>
+        </w:rPr>
+        <w:t>n</w:t>
+      </w:r>
+      <w:r>
+        <w:rPr>
+          <w:rFonts w:ascii="Arial" w:hAnsi="Arial"/>
+          <w:b w:val="0"/>
+          <w:i w:val="0"/>
+          <w:color w:val="000000"/>
+          <w:sz w:val="18"/>
+          <w:highlight w:val="lightGray"/>
+        </w:rPr>
+        <w:t xml:space="preserve"> </w:t>
+      </w:r>
+      <w:r>
+        <w:rPr>
+          <w:rFonts w:ascii="Arial" w:hAnsi="Arial"/>
+          <w:b w:val="0"/>
+          <w:i w:val="0"/>
+          <w:color w:val="000000"/>
+          <w:sz w:val="18"/>
+          <w:highlight w:val="lightGray"/>
+        </w:rPr>
+        <w:t>[</w:t>
+      </w:r>
+      <w:r>
+        <w:rPr>
+          <w:rFonts w:ascii="Arial" w:hAnsi="Arial"/>
+          <w:b w:val="0"/>
+          <w:i w:val="0"/>
+          <w:sz w:val="18"/>
+          <w:highlight w:val="lightGray"/>
+        </w:rPr>
+        <w:t>12/18/2025]</w:t>
       </w:r>
     </w:p>
     <w:p>
